--- a/参赛材料/2-概要设计说明书.docx
+++ b/参赛材料/2-概要设计说明书.docx
@@ -285,7 +285,7 @@
               <w:rPr>
                 <w:sz w:val="22"/>
               </w:rPr>
-              <w:t>11 张业务表、幂等迁移与种子</w:t>
+              <w:t>29 张业务表、幂等迁移与种子</w:t>
             </w:r>
           </w:p>
         </w:tc>
